--- a/softcopyright/02-源程序鉴别材料.docx
+++ b/softcopyright/02-源程序鉴别材料.docx
@@ -12,7 +12,7 @@
           <w:color w:val="555555"/>
           <w:sz w:val="15"/>
         </w:rPr>
-        <w:t>// 软件名称：星译漫画小说智能翻译软件</w:t>
+        <w:t>// 软件名称：墨译漫画小说智能翻译软件</w:t>
       </w:r>
     </w:p>
     <w:p>
@@ -38,7 +38,7 @@
           <w:color w:val="555555"/>
           <w:sz w:val="15"/>
         </w:rPr>
-        <w:t>// 著作权人：【申请人名称，待填】</w:t>
+        <w:t>// 著作权人：薛朝坤</w:t>
       </w:r>
     </w:p>
     <w:p>
@@ -3760,7 +3760,7 @@
           <w:rFonts w:ascii="Consolas" w:hAnsi="Consolas" w:eastAsia="宋体"/>
           <w:sz w:val="15"/>
         </w:rPr>
-        <w:t xml:space="preserve"> * StarFlow HarmonyOS design tokens — 蓝白 / 蓝黑（默认蓝白）.</w:t>
+        <w:t xml:space="preserve"> * Moyi HarmonyOS design tokens — 蓝白 / 蓝黑（默认蓝白）.</w:t>
       </w:r>
     </w:p>
     <w:p>
@@ -6207,7 +6207,7 @@
           <w:rFonts w:ascii="Consolas" w:hAnsi="Consolas" w:eastAsia="宋体"/>
           <w:sz w:val="15"/>
         </w:rPr>
-        <w:t xml:space="preserve">  describe('StarFlow local unit tests', () =&gt; {</w:t>
+        <w:t xml:space="preserve">  describe('Moyi local unit tests', () =&gt; {</w:t>
       </w:r>
     </w:p>
     <w:p>
@@ -7766,7 +7766,7 @@
           <w:rFonts w:ascii="Consolas" w:hAnsi="Consolas" w:eastAsia="宋体"/>
           <w:sz w:val="15"/>
         </w:rPr>
-        <w:t xml:space="preserve"> * Copyright (c) 2026 StarFlowOhos contributors.</w:t>
+        <w:t xml:space="preserve"> * Copyright (c) 2026 MoyiOhos contributors.</w:t>
       </w:r>
     </w:p>
     <w:p>
@@ -10564,7 +10564,7 @@
           <w:rFonts w:ascii="Consolas" w:hAnsi="Consolas" w:eastAsia="宋体"/>
           <w:sz w:val="15"/>
         </w:rPr>
-        <w:t xml:space="preserve">      Text('星译 StarFlow')</w:t>
+        <w:t xml:space="preserve">      Text('墨译 Moyi')</w:t>
       </w:r>
     </w:p>
     <w:p>
@@ -11481,7 +11481,7 @@
           <w:rFonts w:ascii="Consolas" w:hAnsi="Consolas" w:eastAsia="宋体"/>
           <w:sz w:val="15"/>
         </w:rPr>
-        <w:t xml:space="preserve">              Text('本应用参照上游开源项目 StarFlow（LGPL-3.0）的信息架构与行为，在 HarmonyOS 上以 ArkTS </w:t>
+        <w:t xml:space="preserve">              Text('本应用参照上游开源项目 StarFlow（星译，LGPL-3.0）的信息架构与行为，在 HarmonyOS 上以 ArkTS </w:t>
       </w:r>
     </w:p>
     <w:p>
@@ -12199,7 +12199,7 @@
           <w:rFonts w:ascii="Consolas" w:hAnsi="Consolas" w:eastAsia="宋体"/>
           <w:sz w:val="15"/>
         </w:rPr>
-        <w:t xml:space="preserve">            Text('StarFlowOhos · 阶段2 · 蓝白阅读')</w:t>
+        <w:t xml:space="preserve">            Text('MoyiOhos · 阶段2 · 蓝白阅读')</w:t>
       </w:r>
     </w:p>
     <w:p>
@@ -25934,7 +25934,7 @@
           <w:color w:val="555555"/>
           <w:sz w:val="15"/>
         </w:rPr>
-        <w:t>// StarFlowOhos llama.cpp NAPI bridge (T041 / plan D11).</w:t>
+        <w:t>// MoyiOhos llama.cpp NAPI bridge (T041 / plan D11).</w:t>
       </w:r>
     </w:p>
     <w:p>
@@ -28085,7 +28085,7 @@
           <w:rFonts w:ascii="Consolas" w:hAnsi="Consolas" w:eastAsia="宋体"/>
           <w:sz w:val="15"/>
         </w:rPr>
-        <w:t xml:space="preserve">    const char * text = "llama.cpp (StarFlowOhos NAPI bridge)";</w:t>
+        <w:t xml:space="preserve">    const char * text = "llama.cpp (MoyiOhos NAPI bridge)";</w:t>
       </w:r>
     </w:p>
     <w:p>
@@ -30994,7 +30994,7 @@
           <w:rFonts w:ascii="Consolas" w:hAnsi="Consolas" w:eastAsia="宋体"/>
           <w:sz w:val="15"/>
         </w:rPr>
-        <w:t xml:space="preserve">        if (g_api-&gt;CreateEnv(ORT_LOGGING_LEVEL_WARNING, "StarFlowOcr", &amp;g_env) != nullptr) {</w:t>
+        <w:t xml:space="preserve">        if (g_api-&gt;CreateEnv(ORT_LOGGING_LEVEL_WARNING, "MoyiOcr", &amp;g_env) != nullptr) {</w:t>
       </w:r>
     </w:p>
     <w:p>
@@ -36405,7 +36405,7 @@
         <w:b w:val="0"/>
         <w:sz w:val="16"/>
       </w:rPr>
-      <w:t>星译漫画小说智能翻译软件 V1.1.0  源程序鉴别材料</w:t>
+      <w:t>墨译漫画小说智能翻译软件 V1.1.0  源程序鉴别材料</w:t>
     </w:r>
   </w:p>
 </w:hdr>

--- a/softcopyright/02-源程序鉴别材料.docx
+++ b/softcopyright/02-源程序鉴别材料.docx
@@ -36346,9 +36346,34 @@
   <w:p>
     <w:pPr>
       <w:pStyle w:val="Footer"/>
-      <w:jc w:val="center"/>
     </w:pPr>
     <w:r/>
+  </w:p>
+</w:ftr>
+</file>
+
+<file path=word/header1.xml><?xml version="1.0" encoding="utf-8"?>
+<w:hdr xmlns:m="http://schemas.openxmlformats.org/officeDocument/2006/math" xmlns:mc="http://schemas.openxmlformats.org/markup-compatibility/2006" xmlns:mo="http://schemas.microsoft.com/office/mac/office/2008/main" xmlns:mv="urn:schemas-microsoft-com:mac:vml" xmlns:o="urn:schemas-microsoft-com:office:office" xmlns:r="http://schemas.openxmlformats.org/officeDocument/2006/relationships" xmlns:v="urn:schemas-microsoft-com:vml" xmlns:w10="urn:schemas-microsoft-com:office:word" xmlns:w14="http://schemas.microsoft.com/office/word/2010/wordml" xmlns:w="http://schemas.openxmlformats.org/wordprocessingml/2006/main" xmlns:wne="http://schemas.microsoft.com/office/word/2006/wordml" xmlns:wp14="http://schemas.microsoft.com/office/word/2010/wordprocessingDrawing" xmlns:wp="http://schemas.openxmlformats.org/drawingml/2006/wordprocessingDrawing" xmlns:wpc="http://schemas.microsoft.com/office/word/2010/wordprocessingCanvas" xmlns:wpg="http://schemas.microsoft.com/office/word/2010/wordprocessingGroup" xmlns:wpi="http://schemas.microsoft.com/office/word/2010/wordprocessingInk" xmlns:wps="http://schemas.microsoft.com/office/word/2010/wordprocessingShape" mc:Ignorable="w14 wp14">
+  <w:p>
+    <w:pPr>
+      <w:pStyle w:val="Header"/>
+      <w:spacing w:after="0"/>
+    </w:pPr>
+    <w:r/>
+    <w:r>
+      <w:rPr>
+        <w:rFonts w:ascii="宋体" w:hAnsi="宋体" w:eastAsia="宋体"/>
+        <w:b w:val="0"/>
+        <w:sz w:val="16"/>
+      </w:rPr>
+      <w:t>墨译漫画小说智能翻译软件 V1.1.0  源程序鉴别材料</w:t>
+    </w:r>
+  </w:p>
+  <w:p>
+    <w:pPr>
+      <w:spacing w:after="0"/>
+      <w:jc w:val="right"/>
+    </w:pPr>
     <w:r>
       <w:rPr>
         <w:rFonts w:ascii="宋体" w:hAnsi="宋体" w:eastAsia="宋体"/>
@@ -36370,42 +36395,7 @@
         <w:b w:val="0"/>
         <w:sz w:val="16"/>
       </w:rPr>
-      <w:t xml:space="preserve"> 页 / 共 </w:t>
-    </w:r>
-    <w:r>
-      <w:fldChar w:fldCharType="begin"/>
-      <w:instrText xml:space="preserve">NUMPAGES</w:instrText>
-      <w:fldChar w:fldCharType="separate"/>
-      <w:t>1</w:t>
-      <w:fldChar w:fldCharType="end"/>
-    </w:r>
-    <w:r>
-      <w:rPr>
-        <w:rFonts w:ascii="宋体" w:hAnsi="宋体" w:eastAsia="宋体"/>
-        <w:b w:val="0"/>
-        <w:sz w:val="16"/>
-      </w:rPr>
       <w:t xml:space="preserve"> 页</w:t>
-    </w:r>
-  </w:p>
-</w:ftr>
-</file>
-
-<file path=word/header1.xml><?xml version="1.0" encoding="utf-8"?>
-<w:hdr xmlns:m="http://schemas.openxmlformats.org/officeDocument/2006/math" xmlns:mc="http://schemas.openxmlformats.org/markup-compatibility/2006" xmlns:mo="http://schemas.microsoft.com/office/mac/office/2008/main" xmlns:mv="urn:schemas-microsoft-com:mac:vml" xmlns:o="urn:schemas-microsoft-com:office:office" xmlns:r="http://schemas.openxmlformats.org/officeDocument/2006/relationships" xmlns:v="urn:schemas-microsoft-com:vml" xmlns:w10="urn:schemas-microsoft-com:office:word" xmlns:w14="http://schemas.microsoft.com/office/word/2010/wordml" xmlns:w="http://schemas.openxmlformats.org/wordprocessingml/2006/main" xmlns:wne="http://schemas.microsoft.com/office/word/2006/wordml" xmlns:wp14="http://schemas.microsoft.com/office/word/2010/wordprocessingDrawing" xmlns:wp="http://schemas.openxmlformats.org/drawingml/2006/wordprocessingDrawing" xmlns:wpc="http://schemas.microsoft.com/office/word/2010/wordprocessingCanvas" xmlns:wpg="http://schemas.microsoft.com/office/word/2010/wordprocessingGroup" xmlns:wpi="http://schemas.microsoft.com/office/word/2010/wordprocessingInk" xmlns:wps="http://schemas.microsoft.com/office/word/2010/wordprocessingShape" mc:Ignorable="w14 wp14">
-  <w:p>
-    <w:pPr>
-      <w:pStyle w:val="Header"/>
-      <w:jc w:val="center"/>
-    </w:pPr>
-    <w:r/>
-    <w:r>
-      <w:rPr>
-        <w:rFonts w:ascii="宋体" w:hAnsi="宋体" w:eastAsia="宋体"/>
-        <w:b w:val="0"/>
-        <w:sz w:val="16"/>
-      </w:rPr>
-      <w:t>墨译漫画小说智能翻译软件 V1.1.0  源程序鉴别材料</w:t>
     </w:r>
   </w:p>
 </w:hdr>
